--- a/原题/第三周原题/数组与数据框.docx
+++ b/原题/第三周原题/数组与数据框.docx
@@ -875,7 +875,7 @@
         <w:rPr>
           <w:rFonts w:hint="eastAsia"/>
         </w:rPr>
-        <w:t>分别保存到变换</w:t>
+        <w:t>分别保存到变量</w:t>
       </w:r>
       <w:proofErr w:type="spellStart"/>
       <w:r>
@@ -1008,7 +1008,7 @@
         <w:rPr>
           <w:rFonts w:hint="eastAsia"/>
         </w:rPr>
-        <w:t>，保存到变换</w:t>
+        <w:t>，保存到变量</w:t>
       </w:r>
       <w:proofErr w:type="spellStart"/>
       <w:r>
@@ -1075,7 +1075,7 @@
         <w:rPr>
           <w:rFonts w:hint="eastAsia"/>
         </w:rPr>
-        <w:t>列，保存到变换</w:t>
+        <w:t>列，保存到变量</w:t>
       </w:r>
       <w:proofErr w:type="spellStart"/>
       <w:r>
@@ -1142,7 +1142,7 @@
         <w:rPr>
           <w:rFonts w:hint="eastAsia"/>
         </w:rPr>
-        <w:t>保存到变换</w:t>
+        <w:t>保存到变量</w:t>
       </w:r>
       <w:r>
         <w:rPr>
